--- a/haccp/formatos/es/HACCP-03_ES.docx
+++ b/haccp/formatos/es/HACCP-03_ES.docx
@@ -39,7 +39,7 @@
           <w:sz w:val="20"/>
           <w:szCs w:val="20"/>
         </w:rPr>
-        <w:t xml:space="preserve">Versión 1.3 · 12 de agosto de 2026</w:t>
+        <w:t xml:space="preserve">Versión 1.4 · 17 de agosto de 2026</w:t>
       </w:r>
     </w:p>
     <w:p>
@@ -66,7 +66,7 @@
           <w:sz w:val="20"/>
           <w:szCs w:val="20"/>
         </w:rPr>
-        <w:t xml:space="preserve">Verificar temperatura en chafing dish cada 2 horas. Límite crítico: ≥63°C en todo momento.</w:t>
+        <w:t xml:space="preserve">Verificar el chafing dish cada hora durante el servicio. Límite crítico: ≥63°C en todo momento.</w:t>
       </w:r>
     </w:p>
     <w:tbl>
@@ -265,7 +265,7 @@
                 <w:sz w:val="24"/>
                 <w:szCs w:val="24"/>
               </w:rPr>
-              <w:t xml:space="preserve">¿≥63°C? Sí/No</w:t>
+              <w:t xml:space="preserve">≥63°C Sí/No</w:t>
             </w:r>
           </w:p>
         </w:tc>
@@ -335,7 +335,7 @@
                 <w:sz w:val="24"/>
                 <w:szCs w:val="24"/>
               </w:rPr>
-              <w:t xml:space="preserve">Responsable / Firma</w:t>
+              <w:t xml:space="preserve">Responsable/Firma</w:t>
             </w:r>
           </w:p>
         </w:tc>
@@ -4429,7 +4429,7 @@
         <w:sz w:val="16"/>
         <w:szCs w:val="16"/>
       </w:rPr>
-      <w:t xml:space="preserve">Órale – Authentic Mexican Flavor Limited · CRO 805512 · Formato HACCP-03 v1.3</w:t>
+      <w:t xml:space="preserve">Órale – Authentic Mexican Flavor Limited · CRO 805512 · Formato HACCP-03 v1.4</w:t>
     </w:r>
   </w:p>
 </w:ftr>
